--- a/labs/lab02/report/Л02_Семёнов_Отчет.docx
+++ b/labs/lab02/report/Л02_Семёнов_Отчет.docx
@@ -2,6 +2,30 @@
 <file path=word/document.xml><?xml version="1.0" encoding="utf-8"?>
 <w:document xmlns:w="http://schemas.openxmlformats.org/wordprocessingml/2006/main" xmlns:m="http://schemas.openxmlformats.org/officeDocument/2006/math" xmlns:r="http://schemas.openxmlformats.org/officeDocument/2006/relationships" xmlns:o="urn:schemas-microsoft-com:office:office" xmlns:v="urn:schemas-microsoft-com:vml" xmlns:w10="urn:schemas-microsoft-com:office:word" xmlns:a="http://schemas.openxmlformats.org/drawingml/2006/main" xmlns:pic="http://schemas.openxmlformats.org/drawingml/2006/picture" xmlns:wp="http://schemas.openxmlformats.org/drawingml/2006/wordprocessingDrawing">
   <w:body>
+    <w:p>
+      <w:pPr>
+        <w:pStyle w:val="Title"/>
+      </w:pPr>
+      <w:r>
+        <w:t xml:space="preserve">Лабораторная работа №2</w:t>
+      </w:r>
+    </w:p>
+    <w:p>
+      <w:pPr>
+        <w:pStyle w:val="Subtitle"/>
+      </w:pPr>
+      <w:r>
+        <w:t xml:space="preserve">Архитектура Компьютера</w:t>
+      </w:r>
+    </w:p>
+    <w:p>
+      <w:pPr>
+        <w:pStyle w:val="Author"/>
+      </w:pPr>
+      <w:r>
+        <w:t xml:space="preserve">Семёнов Александр Дмитриевич</w:t>
+      </w:r>
+    </w:p>
     <w:sdt>
       <w:sdtPr>
         <w:docPartObj>
@@ -28,13 +52,13 @@
         </w:p>
       </w:sdtContent>
     </w:sdt>
-    <w:bookmarkStart w:id="20" w:name="title"/>
+    <w:bookmarkStart w:id="20" w:name="цель-работы"/>
     <w:p>
       <w:pPr>
-        <w:pStyle w:val="Heading2"/>
-      </w:pPr>
-      <w:r>
-        <w:t xml:space="preserve">0.1 Title</w:t>
+        <w:pStyle w:val="Heading1"/>
+      </w:pPr>
+      <w:r>
+        <w:t xml:space="preserve">1. Цель работы</w:t>
       </w:r>
     </w:p>
     <w:p>
@@ -42,53 +66,17 @@
         <w:pStyle w:val="FirstParagraph"/>
       </w:pPr>
       <w:r>
-        <w:t xml:space="preserve">title:</w:t>
-      </w:r>
-      <w:r>
-        <w:t xml:space="preserve"> </w:t>
-      </w:r>
-      <w:r>
-        <w:t xml:space="preserve">“Лабораторная работа №2”</w:t>
-      </w:r>
-      <w:r>
-        <w:t xml:space="preserve"> </w:t>
-      </w:r>
-      <w:r>
-        <w:t xml:space="preserve">subtitle:</w:t>
-      </w:r>
-      <w:r>
-        <w:t xml:space="preserve"> </w:t>
-      </w:r>
-      <w:r>
-        <w:t xml:space="preserve">“Архитектура Компьютера”</w:t>
-      </w:r>
-      <w:r>
-        <w:t xml:space="preserve"> </w:t>
-      </w:r>
-      <w:r>
-        <w:t xml:space="preserve">author:</w:t>
-      </w:r>
-      <w:r>
-        <w:t xml:space="preserve"> </w:t>
-      </w:r>
-      <w:r>
-        <w:t xml:space="preserve">“Семёнов Александр Дмитриевич”</w:t>
-      </w:r>
-      <w:r>
-        <w:t xml:space="preserve"> </w:t>
-      </w:r>
-      <w:r>
-        <w:t xml:space="preserve">—</w:t>
+        <w:t xml:space="preserve">Целью работы является изучение работы и применения средств контроля версий и освоение по работе с git.</w:t>
       </w:r>
     </w:p>
     <w:bookmarkEnd w:id="20"/>
-    <w:bookmarkStart w:id="21" w:name="цель-работы"/>
+    <w:bookmarkStart w:id="21" w:name="задание"/>
     <w:p>
       <w:pPr>
         <w:pStyle w:val="Heading1"/>
       </w:pPr>
       <w:r>
-        <w:t xml:space="preserve">1. Цель работы</w:t>
+        <w:t xml:space="preserve">2. Задание</w:t>
       </w:r>
     </w:p>
     <w:p>
@@ -96,17 +84,17 @@
         <w:pStyle w:val="FirstParagraph"/>
       </w:pPr>
       <w:r>
-        <w:t xml:space="preserve">Целью работы является изучение работы и применения средств контроля версий и освоение по работе с git.</w:t>
+        <w:t xml:space="preserve">Создать базовую конфигурацию для работы с git, ключ ssh, ключ pgp, подписи git, локальный каталог для выполнения и прикрепления щаданий по предмету.</w:t>
       </w:r>
     </w:p>
     <w:bookmarkEnd w:id="21"/>
-    <w:bookmarkStart w:id="22" w:name="задание"/>
+    <w:bookmarkStart w:id="22" w:name="теоретическое-введение"/>
     <w:p>
       <w:pPr>
         <w:pStyle w:val="Heading1"/>
       </w:pPr>
       <w:r>
-        <w:t xml:space="preserve">2. Задание</w:t>
+        <w:t xml:space="preserve">3. Теоретическое введение</w:t>
       </w:r>
     </w:p>
     <w:p>
@@ -114,37 +102,19 @@
         <w:pStyle w:val="FirstParagraph"/>
       </w:pPr>
       <w:r>
-        <w:t xml:space="preserve">Создать базовую конфигурацию для работы с git, ключ ssh, ключ pgp, подписи git, локальный каталог для выполнения и прикрепления щаданий по предмету.</w:t>
+        <w:t xml:space="preserve">Системы контроля версий (Version Control System, VCS) используются для организации совместной работы коллектива над общим проектом. Как правило, освновная ветка разработки хранится в репозитории - локальном или удаленном, - к которому организован доступ всех участников. Когда разработчики вносят правки, VCS позволяет регистрировать эти изменения, объединять результаты работы разных специалистов, а при необходимости - выполнять возврат к любой из более ранних версий проекта.</w:t>
+      </w:r>
+    </w:p>
+    <w:p>
+      <w:pPr>
+        <w:pStyle w:val="BodyText"/>
+      </w:pPr>
+      <w:r>
+        <w:t xml:space="preserve">В классической модели контроля версий применяется централизованный подход: все файлы хранятся в едином репозитории, а управление версиями обеспечивается выделенным сервером. Участник проекта перед началом работы с помощью специальных команд запрашивает актуальную или нужную ему версию файлов. Завершив внесение правок, он отправляет обновлённую версию обратно в хранилище. При этом все предыдущие версии сохраняются в центральном репозитории, и к ним можно обратиться в любой момент. Чтобы экономить дисковое простарнство, сервер может не сохранять полностью каждый изменённный файл, а применять дельта-компрессию - записывать только различия между последовательными верссиями.</w:t>
       </w:r>
     </w:p>
     <w:bookmarkEnd w:id="22"/>
-    <w:bookmarkStart w:id="23" w:name="теоретическое-введение"/>
-    <w:p>
-      <w:pPr>
-        <w:pStyle w:val="Heading1"/>
-      </w:pPr>
-      <w:r>
-        <w:t xml:space="preserve">3. Теоретическое введение</w:t>
-      </w:r>
-    </w:p>
-    <w:p>
-      <w:pPr>
-        <w:pStyle w:val="FirstParagraph"/>
-      </w:pPr>
-      <w:r>
-        <w:t xml:space="preserve">Системы контроля версий (Version Control System, VCS) используются для организации совместной работы коллектива над общим проектом. Как правило, освновная ветка разработки хранится в репозитории - локальном или удаленном, - к которому организован доступ всех участников. Когда разработчики вносят правки, VCS позволяет регистрировать эти изменения, объединять результаты работы разных специалистов, а при необходимости - выполнять возврат к любой из более ранних версий проекта.</w:t>
-      </w:r>
-    </w:p>
-    <w:p>
-      <w:pPr>
-        <w:pStyle w:val="BodyText"/>
-      </w:pPr>
-      <w:r>
-        <w:t xml:space="preserve">В классической модели контроля версий применяется централизованный подход: все файлы хранятся в едином репозитории, а управление версиями обеспечивается выделенным сервером. Участник проекта перед началом работы с помощью специальных команд запрашивает актуальную или нужную ему версию файлов. Завершив внесение правок, он отправляет обновлённую версию обратно в хранилище. При этом все предыдущие версии сохраняются в центральном репозитории, и к ним можно обратиться в любой момент. Чтобы экономить дисковое простарнство, сервер может не сохранять полностью каждый изменённный файл, а применять дельта-компрессию - записывать только различия между последовательными верссиями.</w:t>
-      </w:r>
-    </w:p>
-    <w:bookmarkEnd w:id="23"/>
-    <w:bookmarkStart w:id="115" w:name="выполнение-лабораторной-работы"/>
+    <w:bookmarkStart w:id="114" w:name="выполнение-лабораторной-работы"/>
     <w:p>
       <w:pPr>
         <w:pStyle w:val="Heading1"/>
@@ -201,7 +171,7 @@
       <w:tr>
         <w:tc>
           <w:tcPr/>
-          <w:bookmarkStart w:id="27" w:name="fig-001"/>
+          <w:bookmarkStart w:id="26" w:name="fig-001"/>
           <w:p>
             <w:pPr>
               <w:pStyle w:val="Compact"/>
@@ -212,18 +182,18 @@
                 <wp:inline>
                   <wp:extent cx="3060833" cy="327258"/>
                   <wp:effectExtent b="0" l="0" r="0" t="0"/>
-                  <wp:docPr descr="" title="" id="25" name="Picture"/>
+                  <wp:docPr descr="" title="" id="24" name="Picture"/>
                   <a:graphic>
                     <a:graphicData uri="http://schemas.openxmlformats.org/drawingml/2006/picture">
                       <pic:pic>
                         <pic:nvPicPr>
-                          <pic:cNvPr descr="image/1.png" id="26" name="Picture"/>
+                          <pic:cNvPr descr="image/1.png" id="25" name="Picture"/>
                           <pic:cNvPicPr>
                             <a:picLocks noChangeArrowheads="1" noChangeAspect="1"/>
                           </pic:cNvPicPr>
                         </pic:nvPicPr>
                         <pic:blipFill>
-                          <a:blip r:embed="rId24"/>
+                          <a:blip r:embed="rId23"/>
                           <a:stretch>
                             <a:fillRect/>
                           </a:stretch>
@@ -263,7 +233,7 @@
               <w:t xml:space="preserve">Рисунок 1: Переключение на суперпользователя</w:t>
             </w:r>
           </w:p>
-          <w:bookmarkEnd w:id="27"/>
+          <w:bookmarkEnd w:id="26"/>
         </w:tc>
       </w:tr>
     </w:tbl>
@@ -315,7 +285,7 @@
       <w:tr>
         <w:tc>
           <w:tcPr/>
-          <w:bookmarkStart w:id="31" w:name="fig-002"/>
+          <w:bookmarkStart w:id="30" w:name="fig-002"/>
           <w:p>
             <w:pPr>
               <w:pStyle w:val="Compact"/>
@@ -326,18 +296,18 @@
                 <wp:inline>
                   <wp:extent cx="3733800" cy="882119"/>
                   <wp:effectExtent b="0" l="0" r="0" t="0"/>
-                  <wp:docPr descr="" title="" id="29" name="Picture"/>
+                  <wp:docPr descr="" title="" id="28" name="Picture"/>
                   <a:graphic>
                     <a:graphicData uri="http://schemas.openxmlformats.org/drawingml/2006/picture">
                       <pic:pic>
                         <pic:nvPicPr>
-                          <pic:cNvPr descr="image/2.png" id="30" name="Picture"/>
+                          <pic:cNvPr descr="image/2.png" id="29" name="Picture"/>
                           <pic:cNvPicPr>
                             <a:picLocks noChangeArrowheads="1" noChangeAspect="1"/>
                           </pic:cNvPicPr>
                         </pic:nvPicPr>
                         <pic:blipFill>
-                          <a:blip r:embed="rId28"/>
+                          <a:blip r:embed="rId27"/>
                           <a:stretch>
                             <a:fillRect/>
                           </a:stretch>
@@ -377,7 +347,7 @@
               <w:t xml:space="preserve">Рисунок 2: Установка git</w:t>
             </w:r>
           </w:p>
-          <w:bookmarkEnd w:id="31"/>
+          <w:bookmarkEnd w:id="30"/>
         </w:tc>
       </w:tr>
     </w:tbl>
@@ -426,7 +396,7 @@
       <w:tr>
         <w:tc>
           <w:tcPr/>
-          <w:bookmarkStart w:id="35" w:name="fig-003"/>
+          <w:bookmarkStart w:id="34" w:name="fig-003"/>
           <w:p>
             <w:pPr>
               <w:pStyle w:val="Compact"/>
@@ -437,18 +407,18 @@
                 <wp:inline>
                   <wp:extent cx="3733800" cy="1022958"/>
                   <wp:effectExtent b="0" l="0" r="0" t="0"/>
-                  <wp:docPr descr="" title="" id="33" name="Picture"/>
+                  <wp:docPr descr="" title="" id="32" name="Picture"/>
                   <a:graphic>
                     <a:graphicData uri="http://schemas.openxmlformats.org/drawingml/2006/picture">
                       <pic:pic>
                         <pic:nvPicPr>
-                          <pic:cNvPr descr="image/3.png" id="34" name="Picture"/>
+                          <pic:cNvPr descr="image/3.png" id="33" name="Picture"/>
                           <pic:cNvPicPr>
                             <a:picLocks noChangeArrowheads="1" noChangeAspect="1"/>
                           </pic:cNvPicPr>
                         </pic:nvPicPr>
                         <pic:blipFill>
-                          <a:blip r:embed="rId32"/>
+                          <a:blip r:embed="rId31"/>
                           <a:stretch>
                             <a:fillRect/>
                           </a:stretch>
@@ -488,7 +458,7 @@
               <w:t xml:space="preserve">Рисунок 3: Установка gh</w:t>
             </w:r>
           </w:p>
-          <w:bookmarkEnd w:id="35"/>
+          <w:bookmarkEnd w:id="34"/>
         </w:tc>
       </w:tr>
     </w:tbl>
@@ -552,7 +522,7 @@
       <w:tr>
         <w:tc>
           <w:tcPr/>
-          <w:bookmarkStart w:id="39" w:name="fig-004"/>
+          <w:bookmarkStart w:id="38" w:name="fig-004"/>
           <w:p>
             <w:pPr>
               <w:pStyle w:val="Compact"/>
@@ -563,18 +533,18 @@
                 <wp:inline>
                   <wp:extent cx="3733800" cy="260607"/>
                   <wp:effectExtent b="0" l="0" r="0" t="0"/>
-                  <wp:docPr descr="" title="" id="37" name="Picture"/>
+                  <wp:docPr descr="" title="" id="36" name="Picture"/>
                   <a:graphic>
                     <a:graphicData uri="http://schemas.openxmlformats.org/drawingml/2006/picture">
                       <pic:pic>
                         <pic:nvPicPr>
-                          <pic:cNvPr descr="image/4.png" id="38" name="Picture"/>
+                          <pic:cNvPr descr="image/4.png" id="37" name="Picture"/>
                           <pic:cNvPicPr>
                             <a:picLocks noChangeArrowheads="1" noChangeAspect="1"/>
                           </pic:cNvPicPr>
                         </pic:nvPicPr>
                         <pic:blipFill>
-                          <a:blip r:embed="rId36"/>
+                          <a:blip r:embed="rId35"/>
                           <a:stretch>
                             <a:fillRect/>
                           </a:stretch>
@@ -614,7 +584,7 @@
               <w:t xml:space="preserve">Рисунок 4: Настройка имени и email</w:t>
             </w:r>
           </w:p>
-          <w:bookmarkEnd w:id="39"/>
+          <w:bookmarkEnd w:id="38"/>
         </w:tc>
       </w:tr>
     </w:tbl>
@@ -666,7 +636,7 @@
       <w:tr>
         <w:tc>
           <w:tcPr/>
-          <w:bookmarkStart w:id="43" w:name="fig-005"/>
+          <w:bookmarkStart w:id="42" w:name="fig-005"/>
           <w:p>
             <w:pPr>
               <w:pStyle w:val="Compact"/>
@@ -677,18 +647,18 @@
                 <wp:inline>
                   <wp:extent cx="3733800" cy="183328"/>
                   <wp:effectExtent b="0" l="0" r="0" t="0"/>
-                  <wp:docPr descr="" title="" id="41" name="Picture"/>
+                  <wp:docPr descr="" title="" id="40" name="Picture"/>
                   <a:graphic>
                     <a:graphicData uri="http://schemas.openxmlformats.org/drawingml/2006/picture">
                       <pic:pic>
                         <pic:nvPicPr>
-                          <pic:cNvPr descr="image/5.png" id="42" name="Picture"/>
+                          <pic:cNvPr descr="image/5.png" id="41" name="Picture"/>
                           <pic:cNvPicPr>
                             <a:picLocks noChangeArrowheads="1" noChangeAspect="1"/>
                           </pic:cNvPicPr>
                         </pic:nvPicPr>
                         <pic:blipFill>
-                          <a:blip r:embed="rId40"/>
+                          <a:blip r:embed="rId39"/>
                           <a:stretch>
                             <a:fillRect/>
                           </a:stretch>
@@ -728,7 +698,7 @@
               <w:t xml:space="preserve">Рисунок 5: Настройка кадировки utf-8</w:t>
             </w:r>
           </w:p>
-          <w:bookmarkEnd w:id="43"/>
+          <w:bookmarkEnd w:id="42"/>
         </w:tc>
       </w:tr>
     </w:tbl>
@@ -780,7 +750,7 @@
       <w:tr>
         <w:tc>
           <w:tcPr/>
-          <w:bookmarkStart w:id="47" w:name="fig-006"/>
+          <w:bookmarkStart w:id="46" w:name="fig-006"/>
           <w:p>
             <w:pPr>
               <w:pStyle w:val="Compact"/>
@@ -791,18 +761,18 @@
                 <wp:inline>
                   <wp:extent cx="3733800" cy="153772"/>
                   <wp:effectExtent b="0" l="0" r="0" t="0"/>
-                  <wp:docPr descr="" title="" id="45" name="Picture"/>
+                  <wp:docPr descr="" title="" id="44" name="Picture"/>
                   <a:graphic>
                     <a:graphicData uri="http://schemas.openxmlformats.org/drawingml/2006/picture">
                       <pic:pic>
                         <pic:nvPicPr>
-                          <pic:cNvPr descr="image/6.png" id="46" name="Picture"/>
+                          <pic:cNvPr descr="image/6.png" id="45" name="Picture"/>
                           <pic:cNvPicPr>
                             <a:picLocks noChangeArrowheads="1" noChangeAspect="1"/>
                           </pic:cNvPicPr>
                         </pic:nvPicPr>
                         <pic:blipFill>
-                          <a:blip r:embed="rId44"/>
+                          <a:blip r:embed="rId43"/>
                           <a:stretch>
                             <a:fillRect/>
                           </a:stretch>
@@ -842,7 +812,7 @@
               <w:t xml:space="preserve">Рисунок 6: Настройка имени начальной ветки</w:t>
             </w:r>
           </w:p>
-          <w:bookmarkEnd w:id="47"/>
+          <w:bookmarkEnd w:id="46"/>
         </w:tc>
       </w:tr>
     </w:tbl>
@@ -882,7 +852,7 @@
       <w:tr>
         <w:tc>
           <w:tcPr/>
-          <w:bookmarkStart w:id="51" w:name="fig-007"/>
+          <w:bookmarkStart w:id="50" w:name="fig-007"/>
           <w:p>
             <w:pPr>
               <w:pStyle w:val="Compact"/>
@@ -893,18 +863,18 @@
                 <wp:inline>
                   <wp:extent cx="3733800" cy="282009"/>
                   <wp:effectExtent b="0" l="0" r="0" t="0"/>
-                  <wp:docPr descr="" title="" id="49" name="Picture"/>
+                  <wp:docPr descr="" title="" id="48" name="Picture"/>
                   <a:graphic>
                     <a:graphicData uri="http://schemas.openxmlformats.org/drawingml/2006/picture">
                       <pic:pic>
                         <pic:nvPicPr>
-                          <pic:cNvPr descr="image/7.png" id="50" name="Picture"/>
+                          <pic:cNvPr descr="image/7.png" id="49" name="Picture"/>
                           <pic:cNvPicPr>
                             <a:picLocks noChangeArrowheads="1" noChangeAspect="1"/>
                           </pic:cNvPicPr>
                         </pic:nvPicPr>
                         <pic:blipFill>
-                          <a:blip r:embed="rId48"/>
+                          <a:blip r:embed="rId47"/>
                           <a:stretch>
                             <a:fillRect/>
                           </a:stretch>
@@ -944,7 +914,7 @@
               <w:t xml:space="preserve">Рисунок 7: Настройка параметров</w:t>
             </w:r>
           </w:p>
-          <w:bookmarkEnd w:id="51"/>
+          <w:bookmarkEnd w:id="50"/>
         </w:tc>
       </w:tr>
     </w:tbl>
@@ -984,7 +954,7 @@
       <w:tr>
         <w:tc>
           <w:tcPr/>
-          <w:bookmarkStart w:id="55" w:name="fig-008"/>
+          <w:bookmarkStart w:id="54" w:name="fig-008"/>
           <w:p>
             <w:pPr>
               <w:pStyle w:val="Compact"/>
@@ -995,18 +965,18 @@
                 <wp:inline>
                   <wp:extent cx="3733800" cy="3534744"/>
                   <wp:effectExtent b="0" l="0" r="0" t="0"/>
-                  <wp:docPr descr="" title="" id="53" name="Picture"/>
+                  <wp:docPr descr="" title="" id="52" name="Picture"/>
                   <a:graphic>
                     <a:graphicData uri="http://schemas.openxmlformats.org/drawingml/2006/picture">
                       <pic:pic>
                         <pic:nvPicPr>
-                          <pic:cNvPr descr="image/8.png" id="54" name="Picture"/>
+                          <pic:cNvPr descr="image/8.png" id="53" name="Picture"/>
                           <pic:cNvPicPr>
                             <a:picLocks noChangeArrowheads="1" noChangeAspect="1"/>
                           </pic:cNvPicPr>
                         </pic:nvPicPr>
                         <pic:blipFill>
-                          <a:blip r:embed="rId52"/>
+                          <a:blip r:embed="rId51"/>
                           <a:stretch>
                             <a:fillRect/>
                           </a:stretch>
@@ -1046,7 +1016,7 @@
               <w:t xml:space="preserve">Рисунок 8: Генерация ключа</w:t>
             </w:r>
           </w:p>
-          <w:bookmarkEnd w:id="55"/>
+          <w:bookmarkEnd w:id="54"/>
         </w:tc>
       </w:tr>
     </w:tbl>
@@ -1086,7 +1056,7 @@
       <w:tr>
         <w:tc>
           <w:tcPr/>
-          <w:bookmarkStart w:id="59" w:name="fig-009"/>
+          <w:bookmarkStart w:id="58" w:name="fig-009"/>
           <w:p>
             <w:pPr>
               <w:pStyle w:val="Compact"/>
@@ -1097,18 +1067,18 @@
                 <wp:inline>
                   <wp:extent cx="3733800" cy="3946148"/>
                   <wp:effectExtent b="0" l="0" r="0" t="0"/>
-                  <wp:docPr descr="" title="" id="57" name="Picture"/>
+                  <wp:docPr descr="" title="" id="56" name="Picture"/>
                   <a:graphic>
                     <a:graphicData uri="http://schemas.openxmlformats.org/drawingml/2006/picture">
                       <pic:pic>
                         <pic:nvPicPr>
-                          <pic:cNvPr descr="image/9.png" id="58" name="Picture"/>
+                          <pic:cNvPr descr="image/9.png" id="57" name="Picture"/>
                           <pic:cNvPicPr>
                             <a:picLocks noChangeArrowheads="1" noChangeAspect="1"/>
                           </pic:cNvPicPr>
                         </pic:nvPicPr>
                         <pic:blipFill>
-                          <a:blip r:embed="rId56"/>
+                          <a:blip r:embed="rId55"/>
                           <a:stretch>
                             <a:fillRect/>
                           </a:stretch>
@@ -1148,7 +1118,7 @@
               <w:t xml:space="preserve">Рисунок 9: Генерация ключа</w:t>
             </w:r>
           </w:p>
-          <w:bookmarkEnd w:id="59"/>
+          <w:bookmarkEnd w:id="58"/>
         </w:tc>
       </w:tr>
     </w:tbl>
@@ -1188,7 +1158,7 @@
       <w:tr>
         <w:tc>
           <w:tcPr/>
-          <w:bookmarkStart w:id="63" w:name="fig-010"/>
+          <w:bookmarkStart w:id="62" w:name="fig-010"/>
           <w:p>
             <w:pPr>
               <w:pStyle w:val="Compact"/>
@@ -1199,18 +1169,18 @@
                 <wp:inline>
                   <wp:extent cx="3733800" cy="2701046"/>
                   <wp:effectExtent b="0" l="0" r="0" t="0"/>
-                  <wp:docPr descr="" title="" id="61" name="Picture"/>
+                  <wp:docPr descr="" title="" id="60" name="Picture"/>
                   <a:graphic>
                     <a:graphicData uri="http://schemas.openxmlformats.org/drawingml/2006/picture">
                       <pic:pic>
                         <pic:nvPicPr>
-                          <pic:cNvPr descr="image/10.png" id="62" name="Picture"/>
+                          <pic:cNvPr descr="image/10.png" id="61" name="Picture"/>
                           <pic:cNvPicPr>
                             <a:picLocks noChangeArrowheads="1" noChangeAspect="1"/>
                           </pic:cNvPicPr>
                         </pic:nvPicPr>
                         <pic:blipFill>
-                          <a:blip r:embed="rId60"/>
+                          <a:blip r:embed="rId59"/>
                           <a:stretch>
                             <a:fillRect/>
                           </a:stretch>
@@ -1250,7 +1220,7 @@
               <w:t xml:space="preserve">Рисунок 10: Список ключей RGP</w:t>
             </w:r>
           </w:p>
-          <w:bookmarkEnd w:id="63"/>
+          <w:bookmarkEnd w:id="62"/>
         </w:tc>
       </w:tr>
     </w:tbl>
@@ -1289,7 +1259,7 @@
       <w:tr>
         <w:tc>
           <w:tcPr/>
-          <w:bookmarkStart w:id="66" w:name="fig-001"/>
+          <w:bookmarkStart w:id="65" w:name="fig-001"/>
           <w:p>
             <w:pPr>
               <w:pStyle w:val="Compact"/>
@@ -1300,18 +1270,18 @@
                 <wp:inline>
                   <wp:extent cx="3060833" cy="327258"/>
                   <wp:effectExtent b="0" l="0" r="0" t="0"/>
-                  <wp:docPr descr="" title="" id="64" name="Picture"/>
+                  <wp:docPr descr="" title="" id="63" name="Picture"/>
                   <a:graphic>
                     <a:graphicData uri="http://schemas.openxmlformats.org/drawingml/2006/picture">
                       <pic:pic>
                         <pic:nvPicPr>
-                          <pic:cNvPr descr="image/1.png" id="65" name="Picture"/>
+                          <pic:cNvPr descr="image/1.png" id="64" name="Picture"/>
                           <pic:cNvPicPr>
                             <a:picLocks noChangeArrowheads="1" noChangeAspect="1"/>
                           </pic:cNvPicPr>
                         </pic:nvPicPr>
                         <pic:blipFill>
-                          <a:blip r:embed="rId24"/>
+                          <a:blip r:embed="rId23"/>
                           <a:stretch>
                             <a:fillRect/>
                           </a:stretch>
@@ -1351,7 +1321,7 @@
               <w:t xml:space="preserve">Рисунок 11: Список ключей</w:t>
             </w:r>
           </w:p>
-          <w:bookmarkEnd w:id="66"/>
+          <w:bookmarkEnd w:id="65"/>
         </w:tc>
       </w:tr>
     </w:tbl>
@@ -1391,7 +1361,7 @@
       <w:tr>
         <w:tc>
           <w:tcPr/>
-          <w:bookmarkStart w:id="70" w:name="fig-012"/>
+          <w:bookmarkStart w:id="69" w:name="fig-012"/>
           <w:p>
             <w:pPr>
               <w:pStyle w:val="Compact"/>
@@ -1402,18 +1372,18 @@
                 <wp:inline>
                   <wp:extent cx="3733800" cy="383568"/>
                   <wp:effectExtent b="0" l="0" r="0" t="0"/>
-                  <wp:docPr descr="" title="" id="68" name="Picture"/>
+                  <wp:docPr descr="" title="" id="67" name="Picture"/>
                   <a:graphic>
                     <a:graphicData uri="http://schemas.openxmlformats.org/drawingml/2006/picture">
                       <pic:pic>
                         <pic:nvPicPr>
-                          <pic:cNvPr descr="image/12.png" id="69" name="Picture"/>
+                          <pic:cNvPr descr="image/12.png" id="68" name="Picture"/>
                           <pic:cNvPicPr>
                             <a:picLocks noChangeArrowheads="1" noChangeAspect="1"/>
                           </pic:cNvPicPr>
                         </pic:nvPicPr>
                         <pic:blipFill>
-                          <a:blip r:embed="rId67"/>
+                          <a:blip r:embed="rId66"/>
                           <a:stretch>
                             <a:fillRect/>
                           </a:stretch>
@@ -1453,7 +1423,7 @@
               <w:t xml:space="preserve">Рисунок 12: Копирование ключа</w:t>
             </w:r>
           </w:p>
-          <w:bookmarkEnd w:id="70"/>
+          <w:bookmarkEnd w:id="69"/>
         </w:tc>
       </w:tr>
     </w:tbl>
@@ -1493,7 +1463,7 @@
       <w:tr>
         <w:tc>
           <w:tcPr/>
-          <w:bookmarkStart w:id="74" w:name="fig-013"/>
+          <w:bookmarkStart w:id="73" w:name="fig-013"/>
           <w:p>
             <w:pPr>
               <w:pStyle w:val="Compact"/>
@@ -1504,18 +1474,18 @@
                 <wp:inline>
                   <wp:extent cx="3733800" cy="774373"/>
                   <wp:effectExtent b="0" l="0" r="0" t="0"/>
-                  <wp:docPr descr="" title="" id="72" name="Picture"/>
+                  <wp:docPr descr="" title="" id="71" name="Picture"/>
                   <a:graphic>
                     <a:graphicData uri="http://schemas.openxmlformats.org/drawingml/2006/picture">
                       <pic:pic>
                         <pic:nvPicPr>
-                          <pic:cNvPr descr="image/13.png" id="73" name="Picture"/>
+                          <pic:cNvPr descr="image/13.png" id="72" name="Picture"/>
                           <pic:cNvPicPr>
                             <a:picLocks noChangeArrowheads="1" noChangeAspect="1"/>
                           </pic:cNvPicPr>
                         </pic:nvPicPr>
                         <pic:blipFill>
-                          <a:blip r:embed="rId71"/>
+                          <a:blip r:embed="rId70"/>
                           <a:stretch>
                             <a:fillRect/>
                           </a:stretch>
@@ -1555,7 +1525,7 @@
               <w:t xml:space="preserve">Рисунок 13: Настройка подписи коммитов</w:t>
             </w:r>
           </w:p>
-          <w:bookmarkEnd w:id="74"/>
+          <w:bookmarkEnd w:id="73"/>
         </w:tc>
       </w:tr>
     </w:tbl>
@@ -1595,7 +1565,7 @@
       <w:tr>
         <w:tc>
           <w:tcPr/>
-          <w:bookmarkStart w:id="78" w:name="fig-014"/>
+          <w:bookmarkStart w:id="77" w:name="fig-014"/>
           <w:p>
             <w:pPr>
               <w:pStyle w:val="Compact"/>
@@ -1606,18 +1576,18 @@
                 <wp:inline>
                   <wp:extent cx="3733800" cy="2277142"/>
                   <wp:effectExtent b="0" l="0" r="0" t="0"/>
-                  <wp:docPr descr="" title="" id="76" name="Picture"/>
+                  <wp:docPr descr="" title="" id="75" name="Picture"/>
                   <a:graphic>
                     <a:graphicData uri="http://schemas.openxmlformats.org/drawingml/2006/picture">
                       <pic:pic>
                         <pic:nvPicPr>
-                          <pic:cNvPr descr="image/14.png" id="77" name="Picture"/>
+                          <pic:cNvPr descr="image/14.png" id="76" name="Picture"/>
                           <pic:cNvPicPr>
                             <a:picLocks noChangeArrowheads="1" noChangeAspect="1"/>
                           </pic:cNvPicPr>
                         </pic:nvPicPr>
                         <pic:blipFill>
-                          <a:blip r:embed="rId75"/>
+                          <a:blip r:embed="rId74"/>
                           <a:stretch>
                             <a:fillRect/>
                           </a:stretch>
@@ -1657,7 +1627,7 @@
               <w:t xml:space="preserve">Рисунок 14: Авторизация</w:t>
             </w:r>
           </w:p>
-          <w:bookmarkEnd w:id="78"/>
+          <w:bookmarkEnd w:id="77"/>
         </w:tc>
       </w:tr>
     </w:tbl>
@@ -1697,7 +1667,7 @@
       <w:tr>
         <w:tc>
           <w:tcPr/>
-          <w:bookmarkStart w:id="82" w:name="fig-015"/>
+          <w:bookmarkStart w:id="81" w:name="fig-015"/>
           <w:p>
             <w:pPr>
               <w:pStyle w:val="Compact"/>
@@ -1708,18 +1678,18 @@
                 <wp:inline>
                   <wp:extent cx="3733800" cy="640250"/>
                   <wp:effectExtent b="0" l="0" r="0" t="0"/>
-                  <wp:docPr descr="" title="" id="80" name="Picture"/>
+                  <wp:docPr descr="" title="" id="79" name="Picture"/>
                   <a:graphic>
                     <a:graphicData uri="http://schemas.openxmlformats.org/drawingml/2006/picture">
                       <pic:pic>
                         <pic:nvPicPr>
-                          <pic:cNvPr descr="image/15.png" id="81" name="Picture"/>
+                          <pic:cNvPr descr="image/15.png" id="80" name="Picture"/>
                           <pic:cNvPicPr>
                             <a:picLocks noChangeArrowheads="1" noChangeAspect="1"/>
                           </pic:cNvPicPr>
                         </pic:nvPicPr>
                         <pic:blipFill>
-                          <a:blip r:embed="rId79"/>
+                          <a:blip r:embed="rId78"/>
                           <a:stretch>
                             <a:fillRect/>
                           </a:stretch>
@@ -1759,7 +1729,7 @@
               <w:t xml:space="preserve">Рисунок 15: Создание рабочего каталога</w:t>
             </w:r>
           </w:p>
-          <w:bookmarkEnd w:id="82"/>
+          <w:bookmarkEnd w:id="81"/>
         </w:tc>
       </w:tr>
     </w:tbl>
@@ -1799,7 +1769,7 @@
       <w:tr>
         <w:tc>
           <w:tcPr/>
-          <w:bookmarkStart w:id="86" w:name="fig-016"/>
+          <w:bookmarkStart w:id="85" w:name="fig-016"/>
           <w:p>
             <w:pPr>
               <w:pStyle w:val="Compact"/>
@@ -1810,18 +1780,18 @@
                 <wp:inline>
                   <wp:extent cx="3733800" cy="903531"/>
                   <wp:effectExtent b="0" l="0" r="0" t="0"/>
-                  <wp:docPr descr="" title="" id="84" name="Picture"/>
+                  <wp:docPr descr="" title="" id="83" name="Picture"/>
                   <a:graphic>
                     <a:graphicData uri="http://schemas.openxmlformats.org/drawingml/2006/picture">
                       <pic:pic>
                         <pic:nvPicPr>
-                          <pic:cNvPr descr="image/16.png" id="85" name="Picture"/>
+                          <pic:cNvPr descr="image/16.png" id="84" name="Picture"/>
                           <pic:cNvPicPr>
                             <a:picLocks noChangeArrowheads="1" noChangeAspect="1"/>
                           </pic:cNvPicPr>
                         </pic:nvPicPr>
                         <pic:blipFill>
-                          <a:blip r:embed="rId83"/>
+                          <a:blip r:embed="rId82"/>
                           <a:stretch>
                             <a:fillRect/>
                           </a:stretch>
@@ -1861,7 +1831,7 @@
               <w:t xml:space="preserve">Рисунок 16: Создания репозитория</w:t>
             </w:r>
           </w:p>
-          <w:bookmarkEnd w:id="86"/>
+          <w:bookmarkEnd w:id="85"/>
         </w:tc>
       </w:tr>
     </w:tbl>
@@ -1901,7 +1871,7 @@
       <w:tr>
         <w:tc>
           <w:tcPr/>
-          <w:bookmarkStart w:id="90" w:name="fig-017"/>
+          <w:bookmarkStart w:id="89" w:name="fig-017"/>
           <w:p>
             <w:pPr>
               <w:pStyle w:val="Compact"/>
@@ -1912,18 +1882,18 @@
                 <wp:inline>
                   <wp:extent cx="3733800" cy="1565787"/>
                   <wp:effectExtent b="0" l="0" r="0" t="0"/>
-                  <wp:docPr descr="" title="" id="88" name="Picture"/>
+                  <wp:docPr descr="" title="" id="87" name="Picture"/>
                   <a:graphic>
                     <a:graphicData uri="http://schemas.openxmlformats.org/drawingml/2006/picture">
                       <pic:pic>
                         <pic:nvPicPr>
-                          <pic:cNvPr descr="image/17.png" id="89" name="Picture"/>
+                          <pic:cNvPr descr="image/17.png" id="88" name="Picture"/>
                           <pic:cNvPicPr>
                             <a:picLocks noChangeArrowheads="1" noChangeAspect="1"/>
                           </pic:cNvPicPr>
                         </pic:nvPicPr>
                         <pic:blipFill>
-                          <a:blip r:embed="rId87"/>
+                          <a:blip r:embed="rId86"/>
                           <a:stretch>
                             <a:fillRect/>
                           </a:stretch>
@@ -1963,7 +1933,7 @@
               <w:t xml:space="preserve">Рисунок 17: Клонирование репозитория</w:t>
             </w:r>
           </w:p>
-          <w:bookmarkEnd w:id="90"/>
+          <w:bookmarkEnd w:id="89"/>
         </w:tc>
       </w:tr>
     </w:tbl>
@@ -2003,7 +1973,7 @@
       <w:tr>
         <w:tc>
           <w:tcPr/>
-          <w:bookmarkStart w:id="94" w:name="fig-018"/>
+          <w:bookmarkStart w:id="93" w:name="fig-018"/>
           <w:p>
             <w:pPr>
               <w:pStyle w:val="Compact"/>
@@ -2014,18 +1984,18 @@
                 <wp:inline>
                   <wp:extent cx="3733800" cy="520577"/>
                   <wp:effectExtent b="0" l="0" r="0" t="0"/>
-                  <wp:docPr descr="" title="" id="92" name="Picture"/>
+                  <wp:docPr descr="" title="" id="91" name="Picture"/>
                   <a:graphic>
                     <a:graphicData uri="http://schemas.openxmlformats.org/drawingml/2006/picture">
                       <pic:pic>
                         <pic:nvPicPr>
-                          <pic:cNvPr descr="image/18.png" id="93" name="Picture"/>
+                          <pic:cNvPr descr="image/18.png" id="92" name="Picture"/>
                           <pic:cNvPicPr>
                             <a:picLocks noChangeArrowheads="1" noChangeAspect="1"/>
                           </pic:cNvPicPr>
                         </pic:nvPicPr>
                         <pic:blipFill>
-                          <a:blip r:embed="rId91"/>
+                          <a:blip r:embed="rId90"/>
                           <a:stretch>
                             <a:fillRect/>
                           </a:stretch>
@@ -2065,7 +2035,7 @@
               <w:t xml:space="preserve">Рисунок 18: Переход в каталог курса</w:t>
             </w:r>
           </w:p>
-          <w:bookmarkEnd w:id="94"/>
+          <w:bookmarkEnd w:id="93"/>
         </w:tc>
       </w:tr>
     </w:tbl>
@@ -2105,7 +2075,7 @@
       <w:tr>
         <w:tc>
           <w:tcPr/>
-          <w:bookmarkStart w:id="98" w:name="fig-019"/>
+          <w:bookmarkStart w:id="97" w:name="fig-019"/>
           <w:p>
             <w:pPr>
               <w:pStyle w:val="Compact"/>
@@ -2116,18 +2086,18 @@
                 <wp:inline>
                   <wp:extent cx="3733800" cy="284712"/>
                   <wp:effectExtent b="0" l="0" r="0" t="0"/>
-                  <wp:docPr descr="" title="" id="96" name="Picture"/>
+                  <wp:docPr descr="" title="" id="95" name="Picture"/>
                   <a:graphic>
                     <a:graphicData uri="http://schemas.openxmlformats.org/drawingml/2006/picture">
                       <pic:pic>
                         <pic:nvPicPr>
-                          <pic:cNvPr descr="image/19.png" id="97" name="Picture"/>
+                          <pic:cNvPr descr="image/19.png" id="96" name="Picture"/>
                           <pic:cNvPicPr>
                             <a:picLocks noChangeArrowheads="1" noChangeAspect="1"/>
                           </pic:cNvPicPr>
                         </pic:nvPicPr>
                         <pic:blipFill>
-                          <a:blip r:embed="rId95"/>
+                          <a:blip r:embed="rId94"/>
                           <a:stretch>
                             <a:fillRect/>
                           </a:stretch>
@@ -2167,7 +2137,7 @@
               <w:t xml:space="preserve">Рисунок 19: Удаление лишних файлов</w:t>
             </w:r>
           </w:p>
-          <w:bookmarkEnd w:id="98"/>
+          <w:bookmarkEnd w:id="97"/>
         </w:tc>
       </w:tr>
     </w:tbl>
@@ -2207,7 +2177,7 @@
       <w:tr>
         <w:tc>
           <w:tcPr/>
-          <w:bookmarkStart w:id="102" w:name="fig-020"/>
+          <w:bookmarkStart w:id="101" w:name="fig-020"/>
           <w:p>
             <w:pPr>
               <w:pStyle w:val="Compact"/>
@@ -2218,18 +2188,18 @@
                 <wp:inline>
                   <wp:extent cx="3733800" cy="1985675"/>
                   <wp:effectExtent b="0" l="0" r="0" t="0"/>
-                  <wp:docPr descr="" title="" id="100" name="Picture"/>
+                  <wp:docPr descr="" title="" id="99" name="Picture"/>
                   <a:graphic>
                     <a:graphicData uri="http://schemas.openxmlformats.org/drawingml/2006/picture">
                       <pic:pic>
                         <pic:nvPicPr>
-                          <pic:cNvPr descr="image/20.png" id="101" name="Picture"/>
+                          <pic:cNvPr descr="image/20.png" id="100" name="Picture"/>
                           <pic:cNvPicPr>
                             <a:picLocks noChangeArrowheads="1" noChangeAspect="1"/>
                           </pic:cNvPicPr>
                         </pic:nvPicPr>
                         <pic:blipFill>
-                          <a:blip r:embed="rId99"/>
+                          <a:blip r:embed="rId98"/>
                           <a:stretch>
                             <a:fillRect/>
                           </a:stretch>
@@ -2269,7 +2239,7 @@
               <w:t xml:space="preserve">Рисунок 20: Создание каталогов</w:t>
             </w:r>
           </w:p>
-          <w:bookmarkEnd w:id="102"/>
+          <w:bookmarkEnd w:id="101"/>
         </w:tc>
       </w:tr>
     </w:tbl>
@@ -2309,7 +2279,7 @@
       <w:tr>
         <w:tc>
           <w:tcPr/>
-          <w:bookmarkStart w:id="106" w:name="fig-021"/>
+          <w:bookmarkStart w:id="105" w:name="fig-021"/>
           <w:p>
             <w:pPr>
               <w:pStyle w:val="Compact"/>
@@ -2320,18 +2290,18 @@
                 <wp:inline>
                   <wp:extent cx="3733800" cy="323537"/>
                   <wp:effectExtent b="0" l="0" r="0" t="0"/>
-                  <wp:docPr descr="" title="" id="104" name="Picture"/>
+                  <wp:docPr descr="" title="" id="103" name="Picture"/>
                   <a:graphic>
                     <a:graphicData uri="http://schemas.openxmlformats.org/drawingml/2006/picture">
                       <pic:pic>
                         <pic:nvPicPr>
-                          <pic:cNvPr descr="image/21.png" id="105" name="Picture"/>
+                          <pic:cNvPr descr="image/21.png" id="104" name="Picture"/>
                           <pic:cNvPicPr>
                             <a:picLocks noChangeArrowheads="1" noChangeAspect="1"/>
                           </pic:cNvPicPr>
                         </pic:nvPicPr>
                         <pic:blipFill>
-                          <a:blip r:embed="rId103"/>
+                          <a:blip r:embed="rId102"/>
                           <a:stretch>
                             <a:fillRect/>
                           </a:stretch>
@@ -2371,7 +2341,7 @@
               <w:t xml:space="preserve">Рисунок 21: Создание дополнительных каталогов</w:t>
             </w:r>
           </w:p>
-          <w:bookmarkEnd w:id="106"/>
+          <w:bookmarkEnd w:id="105"/>
         </w:tc>
       </w:tr>
     </w:tbl>
@@ -2411,7 +2381,7 @@
       <w:tr>
         <w:tc>
           <w:tcPr/>
-          <w:bookmarkStart w:id="110" w:name="fig-022"/>
+          <w:bookmarkStart w:id="109" w:name="fig-022"/>
           <w:p>
             <w:pPr>
               <w:pStyle w:val="Compact"/>
@@ -2422,18 +2392,18 @@
                 <wp:inline>
                   <wp:extent cx="3733800" cy="735902"/>
                   <wp:effectExtent b="0" l="0" r="0" t="0"/>
-                  <wp:docPr descr="" title="" id="108" name="Picture"/>
+                  <wp:docPr descr="" title="" id="107" name="Picture"/>
                   <a:graphic>
                     <a:graphicData uri="http://schemas.openxmlformats.org/drawingml/2006/picture">
                       <pic:pic>
                         <pic:nvPicPr>
-                          <pic:cNvPr descr="image/22.png" id="109" name="Picture"/>
+                          <pic:cNvPr descr="image/22.png" id="108" name="Picture"/>
                           <pic:cNvPicPr>
                             <a:picLocks noChangeArrowheads="1" noChangeAspect="1"/>
                           </pic:cNvPicPr>
                         </pic:nvPicPr>
                         <pic:blipFill>
-                          <a:blip r:embed="rId107"/>
+                          <a:blip r:embed="rId106"/>
                           <a:stretch>
                             <a:fillRect/>
                           </a:stretch>
@@ -2473,7 +2443,7 @@
               <w:t xml:space="preserve">Рисунок 22: Добовление файлов в индекс</w:t>
             </w:r>
           </w:p>
-          <w:bookmarkEnd w:id="110"/>
+          <w:bookmarkEnd w:id="109"/>
         </w:tc>
       </w:tr>
     </w:tbl>
@@ -2513,7 +2483,7 @@
       <w:tr>
         <w:tc>
           <w:tcPr/>
-          <w:bookmarkStart w:id="114" w:name="fig-023"/>
+          <w:bookmarkStart w:id="113" w:name="fig-023"/>
           <w:p>
             <w:pPr>
               <w:pStyle w:val="Compact"/>
@@ -2524,18 +2494,18 @@
                 <wp:inline>
                   <wp:extent cx="3733800" cy="1761680"/>
                   <wp:effectExtent b="0" l="0" r="0" t="0"/>
-                  <wp:docPr descr="" title="" id="112" name="Picture"/>
+                  <wp:docPr descr="" title="" id="111" name="Picture"/>
                   <a:graphic>
                     <a:graphicData uri="http://schemas.openxmlformats.org/drawingml/2006/picture">
                       <pic:pic>
                         <pic:nvPicPr>
-                          <pic:cNvPr descr="image/23.png" id="113" name="Picture"/>
+                          <pic:cNvPr descr="image/23.png" id="112" name="Picture"/>
                           <pic:cNvPicPr>
                             <a:picLocks noChangeArrowheads="1" noChangeAspect="1"/>
                           </pic:cNvPicPr>
                         </pic:nvPicPr>
                         <pic:blipFill>
-                          <a:blip r:embed="rId111"/>
+                          <a:blip r:embed="rId110"/>
                           <a:stretch>
                             <a:fillRect/>
                           </a:stretch>
@@ -2575,12 +2545,12 @@
               <w:t xml:space="preserve">Рисунок 23: Создание коммита</w:t>
             </w:r>
           </w:p>
-          <w:bookmarkEnd w:id="114"/>
+          <w:bookmarkEnd w:id="113"/>
         </w:tc>
       </w:tr>
     </w:tbl>
-    <w:bookmarkEnd w:id="115"/>
-    <w:bookmarkStart w:id="116" w:name="выводы"/>
+    <w:bookmarkEnd w:id="114"/>
+    <w:bookmarkStart w:id="115" w:name="выводы"/>
     <w:p>
       <w:pPr>
         <w:pStyle w:val="Heading1"/>
@@ -2597,17 +2567,17 @@
         <w:t xml:space="preserve">В результате выполнения лабораторной работыя приобрел навыки, необходимые для работы с git, настроил каталоги курса для дальнейшей работы, создал ssh и gpg ключи и авторизовался в gh.</w:t>
       </w:r>
     </w:p>
+    <w:bookmarkEnd w:id="115"/>
+    <w:bookmarkStart w:id="116" w:name="список-литературы"/>
+    <w:p>
+      <w:pPr>
+        <w:pStyle w:val="Heading1"/>
+      </w:pPr>
+      <w:r>
+        <w:t xml:space="preserve">6. Список литературы</w:t>
+      </w:r>
+    </w:p>
     <w:bookmarkEnd w:id="116"/>
-    <w:bookmarkStart w:id="117" w:name="список-литературы"/>
-    <w:p>
-      <w:pPr>
-        <w:pStyle w:val="Heading1"/>
-      </w:pPr>
-      <w:r>
-        <w:t xml:space="preserve">6. Список литературы</w:t>
-      </w:r>
-    </w:p>
-    <w:bookmarkEnd w:id="117"/>
     <w:sectPr>
       <w:footnotePr>
         <w:numRestart w:val="eachSect"/>
